--- a/examples/NVIDIA/NVIDIA_企业分析.docx
+++ b/examples/NVIDIA/NVIDIA_企业分析.docx
@@ -157,7 +157,7 @@
         <w:pStyle w:val="FirstParagraph"/>
       </w:pPr>
       <w:r>
-        <w:t xml:space="preserve">累计超过11,000项全球专利，2007年推出CUDA平台成为AI计算基石，研发投入累计超$100亿。GPU架构从Tensor Cores演进至Ampere、Hopper、Blackwell、Vera Rubin。桌面GPU市占率约92%，AI训练/推理GPU市占率超80%，TOP500超算中75%以上使用NVIDIA芯片。</w:t>
+        <w:t xml:space="preserve">累计超过11,000项全球专利，2007年推出CUDA平台成为AI计算基石，研发投入累计超$100亿。GPU架构从Tensor Cores演进至Ampere、Hopper、Blackwell。桌面GPU市占率约92%，AI训练/推理GPU市占率超80%，TOP500超算中75%以上使用NVIDIA芯片。</w:t>
       </w:r>
     </w:p>
     <w:p>
@@ -752,7 +752,7 @@
         <w:pStyle w:val="FirstParagraph"/>
       </w:pPr>
       <w:r>
-        <w:t xml:space="preserve">NVIDIA在AI计算GPU市场占据绝对主导地位：AI训练/推理芯片市场份额超过80%，全球TOP500超算中75%以上基于NVIDIA加速器，桌面独立GPU市场份额约92%。CUDA生态自2007年发布以来已积累超过400万开发者，竞争对手（AMD ROCm、Intel oneAPI）在软件生态成熟度上差距显著。自动驾驶领域Drive平台被全球超过30家车企采用。生态安全风险包括：对台积电先进制程与CoWoS封装的高度依赖、中美贸易摩擦导致的出口管制、云端客户自研芯片的长期替代威胁。</w:t>
+        <w:t xml:space="preserve">NVIDIA在AI计算GPU市场份额约80%以上，全球TOP500超算中75%以上基于NVIDIA加速器，桌面独立GPU市场份额约92%。CUDA生态自2007年发布以来已积累超过400万开发者。自动驾驶领域Drive平台被全球超过30家车企采用。生态安全风险包括：对台积电先进制程与CoWoS封装的高度依赖、中美贸易摩擦导致的出口管制、云端客户自研芯片的长期替代威胁。</w:t>
       </w:r>
     </w:p>
     <w:p>
@@ -806,6 +806,23 @@
               <w:jc w:val="left"/>
             </w:pPr>
             <w:r>
+              <w:t xml:space="preserve">发布时间</w:t>
+            </w:r>
+          </w:p>
+        </w:tc>
+        <w:tc>
+          <w:tcPr>
+            <w:tcBorders>
+              <w:bottom w:val="single"/>
+            </w:tcBorders>
+            <w:vAlign w:val="bottom"/>
+          </w:tcPr>
+          <w:p>
+            <w:pPr>
+              <w:pStyle w:val="Compact"/>
+              <w:jc w:val="left"/>
+            </w:pPr>
+            <w:r>
               <w:t xml:space="preserve">产品介绍</w:t>
             </w:r>
           </w:p>
@@ -819,18 +836,29 @@
               <w:jc w:val="left"/>
             </w:pPr>
             <w:r>
-              <w:t xml:space="preserve">Blackwell B200</w:t>
-            </w:r>
-          </w:p>
-        </w:tc>
-        <w:tc>
-          <w:p>
-            <w:pPr>
-              <w:pStyle w:val="Compact"/>
-              <w:jc w:val="left"/>
-            </w:pPr>
-            <w:r>
-              <w:t xml:space="preserve">新一代AI训练GPU，集成2080亿晶体管，面向万亿参数大模型</w:t>
+              <w:t xml:space="preserve">RTX 5090</w:t>
+            </w:r>
+          </w:p>
+        </w:tc>
+        <w:tc>
+          <w:p>
+            <w:pPr>
+              <w:pStyle w:val="Compact"/>
+              <w:jc w:val="left"/>
+            </w:pPr>
+            <w:r>
+              <w:t xml:space="preserve">2025年1月</w:t>
+            </w:r>
+          </w:p>
+        </w:tc>
+        <w:tc>
+          <w:p>
+            <w:pPr>
+              <w:pStyle w:val="Compact"/>
+              <w:jc w:val="left"/>
+            </w:pPr>
+            <w:r>
+              <w:t xml:space="preserve">Blackwell架构消费级GPU，支持DLSS 4与全景光线追踪</w:t>
             </w:r>
           </w:p>
         </w:tc>
@@ -843,18 +871,29 @@
               <w:jc w:val="left"/>
             </w:pPr>
             <w:r>
-              <w:t xml:space="preserve">H100 / H200 GPU</w:t>
-            </w:r>
-          </w:p>
-        </w:tc>
-        <w:tc>
-          <w:p>
-            <w:pPr>
-              <w:pStyle w:val="Compact"/>
-              <w:jc w:val="left"/>
-            </w:pPr>
-            <w:r>
-              <w:t xml:space="preserve">Hopper架构数据中心主力GPU，H200搭载HBM3e高带宽内存</w:t>
+              <w:t xml:space="preserve">H200 NVL</w:t>
+            </w:r>
+          </w:p>
+        </w:tc>
+        <w:tc>
+          <w:p>
+            <w:pPr>
+              <w:pStyle w:val="Compact"/>
+              <w:jc w:val="left"/>
+            </w:pPr>
+            <w:r>
+              <w:t xml:space="preserve">2024年11月</w:t>
+            </w:r>
+          </w:p>
+        </w:tc>
+        <w:tc>
+          <w:p>
+            <w:pPr>
+              <w:pStyle w:val="Compact"/>
+              <w:jc w:val="left"/>
+            </w:pPr>
+            <w:r>
+              <w:t xml:space="preserve">Hopper架构AI推理主力，搭载HBM3e高带宽内存</w:t>
             </w:r>
           </w:p>
         </w:tc>
@@ -867,18 +906,29 @@
               <w:jc w:val="left"/>
             </w:pPr>
             <w:r>
-              <w:t xml:space="preserve">Grace Hopper 超级芯片</w:t>
-            </w:r>
-          </w:p>
-        </w:tc>
-        <w:tc>
-          <w:p>
-            <w:pPr>
-              <w:pStyle w:val="Compact"/>
-              <w:jc w:val="left"/>
-            </w:pPr>
-            <w:r>
-              <w:t xml:space="preserve">ARM CPU+NVIDIA GPU融合架构，支持NVLink-C2C互联</w:t>
+              <w:t xml:space="preserve">Blackwell B200</w:t>
+            </w:r>
+          </w:p>
+        </w:tc>
+        <w:tc>
+          <w:p>
+            <w:pPr>
+              <w:pStyle w:val="Compact"/>
+              <w:jc w:val="left"/>
+            </w:pPr>
+            <w:r>
+              <w:t xml:space="preserve">2024年3月</w:t>
+            </w:r>
+          </w:p>
+        </w:tc>
+        <w:tc>
+          <w:p>
+            <w:pPr>
+              <w:pStyle w:val="Compact"/>
+              <w:jc w:val="left"/>
+            </w:pPr>
+            <w:r>
+              <w:t xml:space="preserve">新一代AI训练GPU，集成2080亿晶体管，面向万亿参数大模型</w:t>
             </w:r>
           </w:p>
         </w:tc>
@@ -891,18 +941,29 @@
               <w:jc w:val="left"/>
             </w:pPr>
             <w:r>
-              <w:t xml:space="preserve">RTX 5090</w:t>
-            </w:r>
-          </w:p>
-        </w:tc>
-        <w:tc>
-          <w:p>
-            <w:pPr>
-              <w:pStyle w:val="Compact"/>
-              <w:jc w:val="left"/>
-            </w:pPr>
-            <w:r>
-              <w:t xml:space="preserve">Blackwell架构消费级GPU，支持DLSS 4与全景光线追踪</w:t>
+              <w:t xml:space="preserve">Drive Thor</w:t>
+            </w:r>
+          </w:p>
+        </w:tc>
+        <w:tc>
+          <w:p>
+            <w:pPr>
+              <w:pStyle w:val="Compact"/>
+              <w:jc w:val="left"/>
+            </w:pPr>
+            <w:r>
+              <w:t xml:space="preserve">2024年</w:t>
+            </w:r>
+          </w:p>
+        </w:tc>
+        <w:tc>
+          <w:p>
+            <w:pPr>
+              <w:pStyle w:val="Compact"/>
+              <w:jc w:val="left"/>
+            </w:pPr>
+            <w:r>
+              <w:t xml:space="preserve">集中式车载计算平台，支持自动驾驶与座舱AI融合</w:t>
             </w:r>
           </w:p>
         </w:tc>
@@ -915,18 +976,29 @@
               <w:jc w:val="left"/>
             </w:pPr>
             <w:r>
-              <w:t xml:space="preserve">Drive Thor</w:t>
-            </w:r>
-          </w:p>
-        </w:tc>
-        <w:tc>
-          <w:p>
-            <w:pPr>
-              <w:pStyle w:val="Compact"/>
-              <w:jc w:val="left"/>
-            </w:pPr>
-            <w:r>
-              <w:t xml:space="preserve">集中式车载计算平台，支持自动驾驶与座舱AI融合</w:t>
+              <w:t xml:space="preserve">Grace Hopper超级芯片</w:t>
+            </w:r>
+          </w:p>
+        </w:tc>
+        <w:tc>
+          <w:p>
+            <w:pPr>
+              <w:pStyle w:val="Compact"/>
+              <w:jc w:val="left"/>
+            </w:pPr>
+            <w:r>
+              <w:t xml:space="preserve">2023年5月</w:t>
+            </w:r>
+          </w:p>
+        </w:tc>
+        <w:tc>
+          <w:p>
+            <w:pPr>
+              <w:pStyle w:val="Compact"/>
+              <w:jc w:val="left"/>
+            </w:pPr>
+            <w:r>
+              <w:t xml:space="preserve">ARM CPU+NVIDIA GPU融合架构，支持NVLink-C2C互联</w:t>
             </w:r>
           </w:p>
         </w:tc>
@@ -939,18 +1011,29 @@
               <w:jc w:val="left"/>
             </w:pPr>
             <w:r>
-              <w:t xml:space="preserve">Omniverse</w:t>
-            </w:r>
-          </w:p>
-        </w:tc>
-        <w:tc>
-          <w:p>
-            <w:pPr>
-              <w:pStyle w:val="Compact"/>
-              <w:jc w:val="left"/>
-            </w:pPr>
-            <w:r>
-              <w:t xml:space="preserve">工业数字孪生平台，用于3D设计协作与物理仿真</w:t>
+              <w:t xml:space="preserve">H100 GPU</w:t>
+            </w:r>
+          </w:p>
+        </w:tc>
+        <w:tc>
+          <w:p>
+            <w:pPr>
+              <w:pStyle w:val="Compact"/>
+              <w:jc w:val="left"/>
+            </w:pPr>
+            <w:r>
+              <w:t xml:space="preserve">2022年3月</w:t>
+            </w:r>
+          </w:p>
+        </w:tc>
+        <w:tc>
+          <w:p>
+            <w:pPr>
+              <w:pStyle w:val="Compact"/>
+              <w:jc w:val="left"/>
+            </w:pPr>
+            <w:r>
+              <w:t xml:space="preserve">Hopper架构数据中心AI主力GPU，Tensor Core加速训练</w:t>
             </w:r>
           </w:p>
         </w:tc>
@@ -969,7 +1052,7 @@
         <w:pStyle w:val="BlockText"/>
       </w:pPr>
       <w:r>
-        <w:t xml:space="preserve">数据来源：NVIDIA FY2023-FY2025 SEC 10-K年报（sec.gov）| Wikipedia</w:t>
+        <w:t xml:space="preserve">数据来源：NVIDIA FY2023-FY2025 SEC 10-K年报（sec.gov）| GTC 2024/2025 | 各产品官方发布公告</w:t>
       </w:r>
     </w:p>
     <w:sectPr/>

--- a/examples/NVIDIA/NVIDIA_企业分析.docx
+++ b/examples/NVIDIA/NVIDIA_企业分析.docx
@@ -836,29 +836,29 @@
               <w:jc w:val="left"/>
             </w:pPr>
             <w:r>
-              <w:t xml:space="preserve">RTX 5090</w:t>
-            </w:r>
-          </w:p>
-        </w:tc>
-        <w:tc>
-          <w:p>
-            <w:pPr>
-              <w:pStyle w:val="Compact"/>
-              <w:jc w:val="left"/>
-            </w:pPr>
-            <w:r>
-              <w:t xml:space="preserve">2025年1月</w:t>
-            </w:r>
-          </w:p>
-        </w:tc>
-        <w:tc>
-          <w:p>
-            <w:pPr>
-              <w:pStyle w:val="Compact"/>
-              <w:jc w:val="left"/>
-            </w:pPr>
-            <w:r>
-              <w:t xml:space="preserve">Blackwell架构消费级GPU，支持DLSS 4与全景光线追踪</w:t>
+              <w:t xml:space="preserve">Vera Rubin NVL72</w:t>
+            </w:r>
+          </w:p>
+        </w:tc>
+        <w:tc>
+          <w:p>
+            <w:pPr>
+              <w:pStyle w:val="Compact"/>
+              <w:jc w:val="left"/>
+            </w:pPr>
+            <w:r>
+              <w:t xml:space="preserve">2026年3月</w:t>
+            </w:r>
+          </w:p>
+        </w:tc>
+        <w:tc>
+          <w:p>
+            <w:pPr>
+              <w:pStyle w:val="Compact"/>
+              <w:jc w:val="left"/>
+            </w:pPr>
+            <w:r>
+              <w:t xml:space="preserve">新一代AI平台，7颗新芯片投产，面向Agentic AI推理</w:t>
             </w:r>
           </w:p>
         </w:tc>
@@ -871,29 +871,29 @@
               <w:jc w:val="left"/>
             </w:pPr>
             <w:r>
-              <w:t xml:space="preserve">H200 NVL</w:t>
-            </w:r>
-          </w:p>
-        </w:tc>
-        <w:tc>
-          <w:p>
-            <w:pPr>
-              <w:pStyle w:val="Compact"/>
-              <w:jc w:val="left"/>
-            </w:pPr>
-            <w:r>
-              <w:t xml:space="preserve">2024年11月</w:t>
-            </w:r>
-          </w:p>
-        </w:tc>
-        <w:tc>
-          <w:p>
-            <w:pPr>
-              <w:pStyle w:val="Compact"/>
-              <w:jc w:val="left"/>
-            </w:pPr>
-            <w:r>
-              <w:t xml:space="preserve">Hopper架构AI推理主力，搭载HBM3e高带宽内存</w:t>
+              <w:t xml:space="preserve">Vera CPU Rack</w:t>
+            </w:r>
+          </w:p>
+        </w:tc>
+        <w:tc>
+          <w:p>
+            <w:pPr>
+              <w:pStyle w:val="Compact"/>
+              <w:jc w:val="left"/>
+            </w:pPr>
+            <w:r>
+              <w:t xml:space="preserve">2026年3月</w:t>
+            </w:r>
+          </w:p>
+        </w:tc>
+        <w:tc>
+          <w:p>
+            <w:pPr>
+              <w:pStyle w:val="Compact"/>
+              <w:jc w:val="left"/>
+            </w:pPr>
+            <w:r>
+              <w:t xml:space="preserve">256颗Vera CPU液冷机架，AI工厂推理基础设施</w:t>
             </w:r>
           </w:p>
         </w:tc>
@@ -906,29 +906,29 @@
               <w:jc w:val="left"/>
             </w:pPr>
             <w:r>
-              <w:t xml:space="preserve">Blackwell B200</w:t>
-            </w:r>
-          </w:p>
-        </w:tc>
-        <w:tc>
-          <w:p>
-            <w:pPr>
-              <w:pStyle w:val="Compact"/>
-              <w:jc w:val="left"/>
-            </w:pPr>
-            <w:r>
-              <w:t xml:space="preserve">2024年3月</w:t>
-            </w:r>
-          </w:p>
-        </w:tc>
-        <w:tc>
-          <w:p>
-            <w:pPr>
-              <w:pStyle w:val="Compact"/>
-              <w:jc w:val="left"/>
-            </w:pPr>
-            <w:r>
-              <w:t xml:space="preserve">新一代AI训练GPU，集成2080亿晶体管，面向万亿参数大模型</w:t>
+              <w:t xml:space="preserve">RTX 5090</w:t>
+            </w:r>
+          </w:p>
+        </w:tc>
+        <w:tc>
+          <w:p>
+            <w:pPr>
+              <w:pStyle w:val="Compact"/>
+              <w:jc w:val="left"/>
+            </w:pPr>
+            <w:r>
+              <w:t xml:space="preserve">2025年1月</w:t>
+            </w:r>
+          </w:p>
+        </w:tc>
+        <w:tc>
+          <w:p>
+            <w:pPr>
+              <w:pStyle w:val="Compact"/>
+              <w:jc w:val="left"/>
+            </w:pPr>
+            <w:r>
+              <w:t xml:space="preserve">Blackwell架构消费级GPU，支持DLSS 4与全景光线追踪</w:t>
             </w:r>
           </w:p>
         </w:tc>
@@ -941,29 +941,29 @@
               <w:jc w:val="left"/>
             </w:pPr>
             <w:r>
-              <w:t xml:space="preserve">Drive Thor</w:t>
-            </w:r>
-          </w:p>
-        </w:tc>
-        <w:tc>
-          <w:p>
-            <w:pPr>
-              <w:pStyle w:val="Compact"/>
-              <w:jc w:val="left"/>
-            </w:pPr>
-            <w:r>
-              <w:t xml:space="preserve">2024年</w:t>
-            </w:r>
-          </w:p>
-        </w:tc>
-        <w:tc>
-          <w:p>
-            <w:pPr>
-              <w:pStyle w:val="Compact"/>
-              <w:jc w:val="left"/>
-            </w:pPr>
-            <w:r>
-              <w:t xml:space="preserve">集中式车载计算平台，支持自动驾驶与座舱AI融合</w:t>
+              <w:t xml:space="preserve">Blackwell B200</w:t>
+            </w:r>
+          </w:p>
+        </w:tc>
+        <w:tc>
+          <w:p>
+            <w:pPr>
+              <w:pStyle w:val="Compact"/>
+              <w:jc w:val="left"/>
+            </w:pPr>
+            <w:r>
+              <w:t xml:space="preserve">2024年3月</w:t>
+            </w:r>
+          </w:p>
+        </w:tc>
+        <w:tc>
+          <w:p>
+            <w:pPr>
+              <w:pStyle w:val="Compact"/>
+              <w:jc w:val="left"/>
+            </w:pPr>
+            <w:r>
+              <w:t xml:space="preserve">AI训练GPU，集成2080亿晶体管，面向万亿参数大模型</w:t>
             </w:r>
           </w:p>
         </w:tc>
@@ -976,29 +976,29 @@
               <w:jc w:val="left"/>
             </w:pPr>
             <w:r>
-              <w:t xml:space="preserve">Grace Hopper超级芯片</w:t>
-            </w:r>
-          </w:p>
-        </w:tc>
-        <w:tc>
-          <w:p>
-            <w:pPr>
-              <w:pStyle w:val="Compact"/>
-              <w:jc w:val="left"/>
-            </w:pPr>
-            <w:r>
-              <w:t xml:space="preserve">2023年5月</w:t>
-            </w:r>
-          </w:p>
-        </w:tc>
-        <w:tc>
-          <w:p>
-            <w:pPr>
-              <w:pStyle w:val="Compact"/>
-              <w:jc w:val="left"/>
-            </w:pPr>
-            <w:r>
-              <w:t xml:space="preserve">ARM CPU+NVIDIA GPU融合架构，支持NVLink-C2C互联</w:t>
+              <w:t xml:space="preserve">Drive Thor</w:t>
+            </w:r>
+          </w:p>
+        </w:tc>
+        <w:tc>
+          <w:p>
+            <w:pPr>
+              <w:pStyle w:val="Compact"/>
+              <w:jc w:val="left"/>
+            </w:pPr>
+            <w:r>
+              <w:t xml:space="preserve">2024年</w:t>
+            </w:r>
+          </w:p>
+        </w:tc>
+        <w:tc>
+          <w:p>
+            <w:pPr>
+              <w:pStyle w:val="Compact"/>
+              <w:jc w:val="left"/>
+            </w:pPr>
+            <w:r>
+              <w:t xml:space="preserve">集中式车载计算平台，支持自动驾驶与座舱AI融合</w:t>
             </w:r>
           </w:p>
         </w:tc>
@@ -1011,29 +1011,29 @@
               <w:jc w:val="left"/>
             </w:pPr>
             <w:r>
-              <w:t xml:space="preserve">H100 GPU</w:t>
-            </w:r>
-          </w:p>
-        </w:tc>
-        <w:tc>
-          <w:p>
-            <w:pPr>
-              <w:pStyle w:val="Compact"/>
-              <w:jc w:val="left"/>
-            </w:pPr>
-            <w:r>
-              <w:t xml:space="preserve">2022年3月</w:t>
-            </w:r>
-          </w:p>
-        </w:tc>
-        <w:tc>
-          <w:p>
-            <w:pPr>
-              <w:pStyle w:val="Compact"/>
-              <w:jc w:val="left"/>
-            </w:pPr>
-            <w:r>
-              <w:t xml:space="preserve">Hopper架构数据中心AI主力GPU，Tensor Core加速训练</w:t>
+              <w:t xml:space="preserve">H200 NVL</w:t>
+            </w:r>
+          </w:p>
+        </w:tc>
+        <w:tc>
+          <w:p>
+            <w:pPr>
+              <w:pStyle w:val="Compact"/>
+              <w:jc w:val="left"/>
+            </w:pPr>
+            <w:r>
+              <w:t xml:space="preserve">2024年11月</w:t>
+            </w:r>
+          </w:p>
+        </w:tc>
+        <w:tc>
+          <w:p>
+            <w:pPr>
+              <w:pStyle w:val="Compact"/>
+              <w:jc w:val="left"/>
+            </w:pPr>
+            <w:r>
+              <w:t xml:space="preserve">Hopper架构AI推理主力，搭载HBM3e高带宽内存</w:t>
             </w:r>
           </w:p>
         </w:tc>
